--- a/docs/Pre_course_checklist_3day.docx
+++ b/docs/Pre_course_checklist_3day.docx
@@ -45,7 +45,7 @@
           <w:sz w:val="19"/>
           <w:szCs w:val="19"/>
         </w:rPr>
-        <w:t xml:space="preserve">Programme  </w:t>
+        <w:t xml:space="preserve">Program  </w:t>
       </w:r>
       <w:r>
         <w:rPr>
@@ -312,7 +312,7 @@
           <w:sz w:val="21"/>
           <w:szCs w:val="21"/>
         </w:rPr>
-        <w:t xml:space="preserve">Neither is a formality and neither is yours to hurry. If either is still open on the morning of 20 October, the programme is delivered as training with the instrument layer switched off, exactly as September was. That is a normal outcome, not a failure, and it is the only correct one.</w:t>
+        <w:t xml:space="preserve">Neither is a formality and neither is yours to hurry. If either is still open on the morning of 20 October, the program is delivered as training with the instrument layer switched off, exactly as September was. That is a normal outcome, not a failure, and it is the only correct one.</w:t>
       </w:r>
     </w:p>
     <w:p>
@@ -1243,7 +1243,7 @@
           <w:sz w:val="21"/>
           <w:szCs w:val="21"/>
         </w:rPr>
-        <w:t xml:space="preserve"> Choose Day 3, confirm the cross-programme question appears, submit. This route is never exercised until the day it matters.</w:t>
+        <w:t xml:space="preserve"> Choose Day 3, confirm the cross-program question appears, submit. This route is never exercised until the day it matters.</w:t>
       </w:r>
     </w:p>
     <w:p>
@@ -2037,7 +2037,7 @@
           <w:sz w:val="21"/>
           <w:szCs w:val="21"/>
         </w:rPr>
-        <w:t xml:space="preserve">Daily reflection as usual. The cross-programme question appears when Day 3 is chosen.</w:t>
+        <w:t xml:space="preserve">Daily reflection as usual. The cross-program question appears when Day 3 is chosen.</w:t>
       </w:r>
     </w:p>
     <w:p>
